--- a/03_Outputs/final scripts/ru/Module 5/5.0.0-ru.docx
+++ b/03_Outputs/final scripts/ru/Module 5/5.0.0-ru.docx
@@ -14,12 +14,12 @@
     </w:p>
     <w:p>
       <w:r>
-        <w:t xml:space="preserve">Эффективное управление обеспечивает стратегическое направление для изменений. Оно согласует национальные цели с международными обязательствами, переводит долгосрочные климатические задачи в практические планы и создает институты, способные координировать действия в различных секторах и на уровнях власти. В то же время оно устанавливает надежные правила и стимулы, которые дают инвесторам, коммунальным службам и сообществам уверенность в действиях, одновременно защищая общественные интересы и экологическую целостность.  </w:t>
+        <w:t xml:space="preserve">Эффективное управление обеспечивает стратегическое направление для изменений. Оно согласует национальные цели с международными обязательствами, переводит долгосрочные климатические цели в практические планы и создает институты, способные координировать действия в различных секторах и на уровнях власти. В то же время оно устанавливает надежные правила и стимулы, которые дают инвесторам, коммунальным службам и сообществам уверенность в действиях, одновременно защищая общественные интересы и экологическую целостность.  </w:t>
       </w:r>
     </w:p>
     <w:p>
       <w:r>
-        <w:t xml:space="preserve">Хорошее управление не ограничивается регулированием; оно также использует рынки и партнерства. Хорошо разработанные экономические инструменты могут мобилизовать частный капитал и инновации, а договорные соглашения распределяют риски и ответственность таким образом, чтобы проекты были привлекательными для финансирования и результаты — измеримыми. Инклюзивность и прозрачность остаются универсальными приоритетами, обеспечивая активное участие женщин, молодежи, коренных народов и уязвимых групп в формировании энергетического будущего.  </w:t>
+        <w:t xml:space="preserve">Хорошее управление не ограничивается регулированием; оно также использует рынки и партнерства. Хорошо разработанные экономические инструменты могут мобилизовать частный капитал и инновации, а договорные соглашения распределяют риски и ответственность таким образом, чтобы проекты были финансово привлекательными и результаты — измеримыми. Инклюзивность и прозрачность остаются универсальными приоритетами, обеспечивая активное участие женщин, молодежи, коренных народов и уязвимых групп в формировании энергетического будущего.  </w:t>
       </w:r>
     </w:p>
     <w:p>
@@ -29,7 +29,7 @@
     </w:p>
     <w:p>
       <w:r>
-        <w:t>Давайте начнем наше путешествие по модулю 5 и посмотрим, как эффективное управление делает возможным справедливый энергетический переход.</w:t>
+        <w:t>Давайте начнем наше путешествие по Модулю 5 и посмотрим, как эффективное управление делает возможным справедливый энергетический переход.</w:t>
       </w:r>
     </w:p>
     <w:sectPr>
